--- a/assets/increment_rcm.docx
+++ b/assets/increment_rcm.docx
@@ -44,19 +44,28 @@
         <w:pStyle w:val="BodyText"/>
         <w:spacing w:before="1"/>
         <w:ind w:left="5760" w:firstLine="720"/>
-        <w:jc w:val="center"/>
-        <w:rPr>
-          <w:rFonts w:ascii="Poppins" w:hAnsi="Poppins" w:cs="Poppins"/>
+        <w:jc w:val="right"/>
+        <w:rPr>
+          <w:rFonts w:ascii="Poppins" w:eastAsiaTheme="minorHAnsi" w:hAnsi="Poppins" w:cs="Poppins"/>
+          <w:b/>
+          <w:bCs/>
+          <w:color w:val="002060"/>
+          <w:kern w:val="2"/>
           <w:sz w:val="24"/>
-          <w:szCs w:val="24"/>
-        </w:rPr>
-      </w:pPr>
-      <w:r>
-        <w:rPr>
-          <w:rFonts w:ascii="Poppins" w:hAnsi="Poppins" w:cs="Poppins"/>
-          <w:spacing w:val="-4"/>
+          <w:szCs w:val="20"/>
+          <w14:ligatures w14:val="standardContextual"/>
+        </w:rPr>
+      </w:pPr>
+      <w:r>
+        <w:rPr>
+          <w:rFonts w:ascii="Poppins" w:eastAsiaTheme="minorHAnsi" w:hAnsi="Poppins" w:cs="Poppins"/>
+          <w:b/>
+          <w:bCs/>
+          <w:color w:val="002060"/>
+          <w:kern w:val="2"/>
           <w:sz w:val="24"/>
-          <w:szCs w:val="24"/>
+          <w:szCs w:val="20"/>
+          <w14:ligatures w14:val="standardContextual"/>
         </w:rPr>
         <w:t>{{dol}}</w:t>
       </w:r>
